--- a/source-multichoice/build/es-electric-components-type.docx
+++ b/source-multichoice/build/es-electric-components-type.docx
@@ -64,6 +64,26 @@
       <w:r>
         <w:t>a)</w:t>
         <w:tab/>
+        <w:t>Conductor</w:t>
+      </w:r>
+    </w:p>
+    <w:p>
+      <w:pPr>
+        <w:pStyle w:val="Choice"/>
+      </w:pPr>
+      <w:r>
+        <w:t>b)</w:t>
+        <w:tab/>
+        <w:t>Receptor</w:t>
+      </w:r>
+    </w:p>
+    <w:p>
+      <w:pPr>
+        <w:pStyle w:val="Choice"/>
+      </w:pPr>
+      <w:r>
+        <w:t>c)</w:t>
+        <w:tab/>
         <w:t>Elemento de control</w:t>
       </w:r>
     </w:p>
@@ -72,29 +92,9 @@
         <w:pStyle w:val="Choice"/>
       </w:pPr>
       <w:r>
-        <w:t>b)</w:t>
-        <w:tab/>
-        <w:t>Conductor</w:t>
-      </w:r>
-    </w:p>
-    <w:p>
-      <w:pPr>
-        <w:pStyle w:val="Choice"/>
-      </w:pPr>
-      <w:r>
-        <w:t>c)</w:t>
+        <w:t>d)</w:t>
         <w:tab/>
         <w:t>Generador</w:t>
-      </w:r>
-    </w:p>
-    <w:p>
-      <w:pPr>
-        <w:pStyle w:val="Choice"/>
-      </w:pPr>
-      <w:r>
-        <w:t>d)</w:t>
-        <w:tab/>
-        <w:t>Receptor</w:t>
       </w:r>
     </w:p>
     <w:p>
@@ -151,7 +151,7 @@
       <w:r>
         <w:t>a)</w:t>
         <w:tab/>
-        <w:t>Conductor</w:t>
+        <w:t>Receptor</w:t>
       </w:r>
     </w:p>
     <w:p>
@@ -161,7 +161,7 @@
       <w:r>
         <w:t>b)</w:t>
         <w:tab/>
-        <w:t>Receptor</w:t>
+        <w:t>Generador</w:t>
       </w:r>
     </w:p>
     <w:p>
@@ -181,7 +181,7 @@
       <w:r>
         <w:t>d)</w:t>
         <w:tab/>
-        <w:t>Generador</w:t>
+        <w:t>Conductor</w:t>
       </w:r>
     </w:p>
     <w:p>
@@ -238,7 +238,7 @@
       <w:r>
         <w:t>a)</w:t>
         <w:tab/>
-        <w:t>Receptor</w:t>
+        <w:t>Conductor</w:t>
       </w:r>
     </w:p>
     <w:p>
@@ -247,16 +247,6 @@
       </w:pPr>
       <w:r>
         <w:t>b)</w:t>
-        <w:tab/>
-        <w:t>Generador</w:t>
-      </w:r>
-    </w:p>
-    <w:p>
-      <w:pPr>
-        <w:pStyle w:val="Choice"/>
-      </w:pPr>
-      <w:r>
-        <w:t>c)</w:t>
         <w:tab/>
         <w:t>Elemento de control</w:t>
       </w:r>
@@ -266,9 +256,19 @@
         <w:pStyle w:val="Choice"/>
       </w:pPr>
       <w:r>
+        <w:t>c)</w:t>
+        <w:tab/>
+        <w:t>Receptor</w:t>
+      </w:r>
+    </w:p>
+    <w:p>
+      <w:pPr>
+        <w:pStyle w:val="Choice"/>
+      </w:pPr>
+      <w:r>
         <w:t>d)</w:t>
         <w:tab/>
-        <w:t>Conductor</w:t>
+        <w:t>Generador</w:t>
       </w:r>
     </w:p>
     <w:p>
@@ -335,16 +335,6 @@
       <w:r>
         <w:t>b)</w:t>
         <w:tab/>
-        <w:t>Elemento de control</w:t>
-      </w:r>
-    </w:p>
-    <w:p>
-      <w:pPr>
-        <w:pStyle w:val="Choice"/>
-      </w:pPr>
-      <w:r>
-        <w:t>c)</w:t>
-        <w:tab/>
         <w:t>Generador</w:t>
       </w:r>
     </w:p>
@@ -353,9 +343,19 @@
         <w:pStyle w:val="Choice"/>
       </w:pPr>
       <w:r>
+        <w:t>c)</w:t>
+        <w:tab/>
+        <w:t>Receptor</w:t>
+      </w:r>
+    </w:p>
+    <w:p>
+      <w:pPr>
+        <w:pStyle w:val="Choice"/>
+      </w:pPr>
+      <w:r>
         <w:t>d)</w:t>
         <w:tab/>
-        <w:t>Receptor</w:t>
+        <w:t>Elemento de control</w:t>
       </w:r>
     </w:p>
     <w:p>
@@ -412,16 +412,6 @@
       <w:r>
         <w:t>a)</w:t>
         <w:tab/>
-        <w:t>Conductor</w:t>
-      </w:r>
-    </w:p>
-    <w:p>
-      <w:pPr>
-        <w:pStyle w:val="Choice"/>
-      </w:pPr>
-      <w:r>
-        <w:t>b)</w:t>
-        <w:tab/>
         <w:t>Generador</w:t>
       </w:r>
     </w:p>
@@ -430,7 +420,7 @@
         <w:pStyle w:val="Choice"/>
       </w:pPr>
       <w:r>
-        <w:t>c)</w:t>
+        <w:t>b)</w:t>
         <w:tab/>
         <w:t>Receptor</w:t>
       </w:r>
@@ -440,9 +430,19 @@
         <w:pStyle w:val="Choice"/>
       </w:pPr>
       <w:r>
+        <w:t>c)</w:t>
+        <w:tab/>
+        <w:t>Elemento de control</w:t>
+      </w:r>
+    </w:p>
+    <w:p>
+      <w:pPr>
+        <w:pStyle w:val="Choice"/>
+      </w:pPr>
+      <w:r>
         <w:t>d)</w:t>
         <w:tab/>
-        <w:t>Elemento de control</w:t>
+        <w:t>Conductor</w:t>
       </w:r>
     </w:p>
     <w:p>
@@ -499,7 +499,7 @@
       <w:r>
         <w:t>a)</w:t>
         <w:tab/>
-        <w:t>Generador</w:t>
+        <w:t>Receptor</w:t>
       </w:r>
     </w:p>
     <w:p>
@@ -509,7 +509,7 @@
       <w:r>
         <w:t>b)</w:t>
         <w:tab/>
-        <w:t>Receptor</w:t>
+        <w:t>Conductor</w:t>
       </w:r>
     </w:p>
     <w:p>
@@ -529,7 +529,7 @@
       <w:r>
         <w:t>d)</w:t>
         <w:tab/>
-        <w:t>Conductor</w:t>
+        <w:t>Generador</w:t>
       </w:r>
     </w:p>
     <w:p>
@@ -586,7 +586,7 @@
       <w:r>
         <w:t>a)</w:t>
         <w:tab/>
-        <w:t>Receptor</w:t>
+        <w:t>Conductor</w:t>
       </w:r>
     </w:p>
     <w:p>
@@ -596,7 +596,7 @@
       <w:r>
         <w:t>b)</w:t>
         <w:tab/>
-        <w:t>Conductor</w:t>
+        <w:t>Receptor</w:t>
       </w:r>
     </w:p>
     <w:p>
@@ -673,7 +673,7 @@
       <w:r>
         <w:t>a)</w:t>
         <w:tab/>
-        <w:t>Conductor</w:t>
+        <w:t>Generador</w:t>
       </w:r>
     </w:p>
     <w:p>
@@ -703,7 +703,7 @@
       <w:r>
         <w:t>d)</w:t>
         <w:tab/>
-        <w:t>Generador</w:t>
+        <w:t>Conductor</w:t>
       </w:r>
     </w:p>
     <w:p>
@@ -760,16 +760,6 @@
       <w:r>
         <w:t>a)</w:t>
         <w:tab/>
-        <w:t>Generador</w:t>
-      </w:r>
-    </w:p>
-    <w:p>
-      <w:pPr>
-        <w:pStyle w:val="Choice"/>
-      </w:pPr>
-      <w:r>
-        <w:t>b)</w:t>
-        <w:tab/>
         <w:t>Receptor</w:t>
       </w:r>
     </w:p>
@@ -778,9 +768,19 @@
         <w:pStyle w:val="Choice"/>
       </w:pPr>
       <w:r>
+        <w:t>b)</w:t>
+        <w:tab/>
+        <w:t>Elemento de control</w:t>
+      </w:r>
+    </w:p>
+    <w:p>
+      <w:pPr>
+        <w:pStyle w:val="Choice"/>
+      </w:pPr>
+      <w:r>
         <w:t>c)</w:t>
         <w:tab/>
-        <w:t>Elemento de control</w:t>
+        <w:t>Generador</w:t>
       </w:r>
     </w:p>
     <w:p>
@@ -867,7 +867,7 @@
       <w:r>
         <w:t>c)</w:t>
         <w:tab/>
-        <w:t>Generador</w:t>
+        <w:t>Conductor</w:t>
       </w:r>
     </w:p>
     <w:p>
@@ -877,7 +877,7 @@
       <w:r>
         <w:t>d)</w:t>
         <w:tab/>
-        <w:t>Conductor</w:t>
+        <w:t>Generador</w:t>
       </w:r>
     </w:p>
     <w:p>
@@ -934,16 +934,6 @@
       <w:r>
         <w:t>a)</w:t>
         <w:tab/>
-        <w:t>Receptor</w:t>
-      </w:r>
-    </w:p>
-    <w:p>
-      <w:pPr>
-        <w:pStyle w:val="Choice"/>
-      </w:pPr>
-      <w:r>
-        <w:t>b)</w:t>
-        <w:tab/>
         <w:t>Elemento de control</w:t>
       </w:r>
     </w:p>
@@ -952,9 +942,19 @@
         <w:pStyle w:val="Choice"/>
       </w:pPr>
       <w:r>
+        <w:t>b)</w:t>
+        <w:tab/>
+        <w:t>Conductor</w:t>
+      </w:r>
+    </w:p>
+    <w:p>
+      <w:pPr>
+        <w:pStyle w:val="Choice"/>
+      </w:pPr>
+      <w:r>
         <w:t>c)</w:t>
         <w:tab/>
-        <w:t>Conductor</w:t>
+        <w:t>Receptor</w:t>
       </w:r>
     </w:p>
     <w:p>
@@ -1021,7 +1021,7 @@
       <w:r>
         <w:t>a)</w:t>
         <w:tab/>
-        <w:t>Generador</w:t>
+        <w:t>Receptor</w:t>
       </w:r>
     </w:p>
     <w:p>
@@ -1051,7 +1051,7 @@
       <w:r>
         <w:t>d)</w:t>
         <w:tab/>
-        <w:t>Receptor</w:t>
+        <w:t>Generador</w:t>
       </w:r>
     </w:p>
     <w:p>
@@ -1108,6 +1108,16 @@
       <w:r>
         <w:t>a)</w:t>
         <w:tab/>
+        <w:t>Elemento de control</w:t>
+      </w:r>
+    </w:p>
+    <w:p>
+      <w:pPr>
+        <w:pStyle w:val="Choice"/>
+      </w:pPr>
+      <w:r>
+        <w:t>b)</w:t>
+        <w:tab/>
         <w:t>Receptor</w:t>
       </w:r>
     </w:p>
@@ -1116,9 +1126,9 @@
         <w:pStyle w:val="Choice"/>
       </w:pPr>
       <w:r>
-        <w:t>b)</w:t>
+        <w:t>c)</w:t>
         <w:tab/>
-        <w:t>Conductor</w:t>
+        <w:t>Generador</w:t>
       </w:r>
     </w:p>
     <w:p>
@@ -1126,19 +1136,9 @@
         <w:pStyle w:val="Choice"/>
       </w:pPr>
       <w:r>
-        <w:t>c)</w:t>
-        <w:tab/>
-        <w:t>Elemento de control</w:t>
-      </w:r>
-    </w:p>
-    <w:p>
-      <w:pPr>
-        <w:pStyle w:val="Choice"/>
-      </w:pPr>
-      <w:r>
         <w:t>d)</w:t>
         <w:tab/>
-        <w:t>Generador</w:t>
+        <w:t>Conductor</w:t>
       </w:r>
     </w:p>
     <w:p>
@@ -1195,16 +1195,6 @@
       <w:r>
         <w:t>a)</w:t>
         <w:tab/>
-        <w:t>Elemento de control</w:t>
-      </w:r>
-    </w:p>
-    <w:p>
-      <w:pPr>
-        <w:pStyle w:val="Choice"/>
-      </w:pPr>
-      <w:r>
-        <w:t>b)</w:t>
-        <w:tab/>
         <w:t>Receptor</w:t>
       </w:r>
     </w:p>
@@ -1213,7 +1203,7 @@
         <w:pStyle w:val="Choice"/>
       </w:pPr>
       <w:r>
-        <w:t>c)</w:t>
+        <w:t>b)</w:t>
         <w:tab/>
         <w:t>Generador</w:t>
       </w:r>
@@ -1223,9 +1213,19 @@
         <w:pStyle w:val="Choice"/>
       </w:pPr>
       <w:r>
+        <w:t>c)</w:t>
+        <w:tab/>
+        <w:t>Conductor</w:t>
+      </w:r>
+    </w:p>
+    <w:p>
+      <w:pPr>
+        <w:pStyle w:val="Choice"/>
+      </w:pPr>
+      <w:r>
         <w:t>d)</w:t>
         <w:tab/>
-        <w:t>Conductor</w:t>
+        <w:t>Elemento de control</w:t>
       </w:r>
     </w:p>
     <w:p>
@@ -1282,7 +1282,7 @@
       <w:r>
         <w:t>a)</w:t>
         <w:tab/>
-        <w:t>Receptor</w:t>
+        <w:t>Conductor</w:t>
       </w:r>
     </w:p>
     <w:p>
@@ -1291,6 +1291,16 @@
       </w:pPr>
       <w:r>
         <w:t>b)</w:t>
+        <w:tab/>
+        <w:t>Elemento de control</w:t>
+      </w:r>
+    </w:p>
+    <w:p>
+      <w:pPr>
+        <w:pStyle w:val="Choice"/>
+      </w:pPr>
+      <w:r>
+        <w:t>c)</w:t>
         <w:tab/>
         <w:t>Generador</w:t>
       </w:r>
@@ -1300,19 +1310,9 @@
         <w:pStyle w:val="Choice"/>
       </w:pPr>
       <w:r>
-        <w:t>c)</w:t>
-        <w:tab/>
-        <w:t>Conductor</w:t>
-      </w:r>
-    </w:p>
-    <w:p>
-      <w:pPr>
-        <w:pStyle w:val="Choice"/>
-      </w:pPr>
-      <w:r>
         <w:t>d)</w:t>
         <w:tab/>
-        <w:t>Elemento de control</w:t>
+        <w:t>Receptor</w:t>
       </w:r>
     </w:p>
     <w:p>
@@ -1369,7 +1369,7 @@
       <w:r>
         <w:t>a)</w:t>
         <w:tab/>
-        <w:t>Conductor</w:t>
+        <w:t>Generador</w:t>
       </w:r>
     </w:p>
     <w:p>
@@ -1378,6 +1378,16 @@
       </w:pPr>
       <w:r>
         <w:t>b)</w:t>
+        <w:tab/>
+        <w:t>Receptor</w:t>
+      </w:r>
+    </w:p>
+    <w:p>
+      <w:pPr>
+        <w:pStyle w:val="Choice"/>
+      </w:pPr>
+      <w:r>
+        <w:t>c)</w:t>
         <w:tab/>
         <w:t>Elemento de control</w:t>
       </w:r>
@@ -1387,19 +1397,9 @@
         <w:pStyle w:val="Choice"/>
       </w:pPr>
       <w:r>
-        <w:t>c)</w:t>
-        <w:tab/>
-        <w:t>Generador</w:t>
-      </w:r>
-    </w:p>
-    <w:p>
-      <w:pPr>
-        <w:pStyle w:val="Choice"/>
-      </w:pPr>
-      <w:r>
         <w:t>d)</w:t>
         <w:tab/>
-        <w:t>Receptor</w:t>
+        <w:t>Conductor</w:t>
       </w:r>
     </w:p>
     <w:p>
@@ -1456,6 +1456,16 @@
       <w:r>
         <w:t>a)</w:t>
         <w:tab/>
+        <w:t>Receptor</w:t>
+      </w:r>
+    </w:p>
+    <w:p>
+      <w:pPr>
+        <w:pStyle w:val="Choice"/>
+      </w:pPr>
+      <w:r>
+        <w:t>b)</w:t>
+        <w:tab/>
         <w:t>Generador</w:t>
       </w:r>
     </w:p>
@@ -1464,9 +1474,9 @@
         <w:pStyle w:val="Choice"/>
       </w:pPr>
       <w:r>
-        <w:t>b)</w:t>
+        <w:t>c)</w:t>
         <w:tab/>
-        <w:t>Receptor</w:t>
+        <w:t>Conductor</w:t>
       </w:r>
     </w:p>
     <w:p>
@@ -1474,19 +1484,9 @@
         <w:pStyle w:val="Choice"/>
       </w:pPr>
       <w:r>
-        <w:t>c)</w:t>
+        <w:t>d)</w:t>
         <w:tab/>
         <w:t>Elemento de control</w:t>
-      </w:r>
-    </w:p>
-    <w:p>
-      <w:pPr>
-        <w:pStyle w:val="Choice"/>
-      </w:pPr>
-      <w:r>
-        <w:t>d)</w:t>
-        <w:tab/>
-        <w:t>Conductor</w:t>
       </w:r>
     </w:p>
     <w:p>
@@ -1543,7 +1543,7 @@
       <w:r>
         <w:t>a)</w:t>
         <w:tab/>
-        <w:t>Receptor</w:t>
+        <w:t>Elemento de control</w:t>
       </w:r>
     </w:p>
     <w:p>
@@ -1552,6 +1552,16 @@
       </w:pPr>
       <w:r>
         <w:t>b)</w:t>
+        <w:tab/>
+        <w:t>Conductor</w:t>
+      </w:r>
+    </w:p>
+    <w:p>
+      <w:pPr>
+        <w:pStyle w:val="Choice"/>
+      </w:pPr>
+      <w:r>
+        <w:t>c)</w:t>
         <w:tab/>
         <w:t>Generador</w:t>
       </w:r>
@@ -1561,19 +1571,9 @@
         <w:pStyle w:val="Choice"/>
       </w:pPr>
       <w:r>
-        <w:t>c)</w:t>
-        <w:tab/>
-        <w:t>Conductor</w:t>
-      </w:r>
-    </w:p>
-    <w:p>
-      <w:pPr>
-        <w:pStyle w:val="Choice"/>
-      </w:pPr>
-      <w:r>
         <w:t>d)</w:t>
         <w:tab/>
-        <w:t>Elemento de control</w:t>
+        <w:t>Receptor</w:t>
       </w:r>
     </w:p>
     <w:p>
@@ -1640,16 +1640,6 @@
       <w:r>
         <w:t>b)</w:t>
         <w:tab/>
-        <w:t>Elemento de control</w:t>
-      </w:r>
-    </w:p>
-    <w:p>
-      <w:pPr>
-        <w:pStyle w:val="Choice"/>
-      </w:pPr>
-      <w:r>
-        <w:t>c)</w:t>
-        <w:tab/>
         <w:t>Generador</w:t>
       </w:r>
     </w:p>
@@ -1658,9 +1648,19 @@
         <w:pStyle w:val="Choice"/>
       </w:pPr>
       <w:r>
+        <w:t>c)</w:t>
+        <w:tab/>
+        <w:t>Receptor</w:t>
+      </w:r>
+    </w:p>
+    <w:p>
+      <w:pPr>
+        <w:pStyle w:val="Choice"/>
+      </w:pPr>
+      <w:r>
         <w:t>d)</w:t>
         <w:tab/>
-        <w:t>Receptor</w:t>
+        <w:t>Elemento de control</w:t>
       </w:r>
     </w:p>
     <w:p>
@@ -1717,6 +1717,16 @@
       <w:r>
         <w:t>a)</w:t>
         <w:tab/>
+        <w:t>Elemento de control</w:t>
+      </w:r>
+    </w:p>
+    <w:p>
+      <w:pPr>
+        <w:pStyle w:val="Choice"/>
+      </w:pPr>
+      <w:r>
+        <w:t>b)</w:t>
+        <w:tab/>
         <w:t>Instrumento de medida</w:t>
       </w:r>
     </w:p>
@@ -1725,7 +1735,7 @@
         <w:pStyle w:val="Choice"/>
       </w:pPr>
       <w:r>
-        <w:t>b)</w:t>
+        <w:t>c)</w:t>
         <w:tab/>
         <w:t>Generador</w:t>
       </w:r>
@@ -1735,19 +1745,9 @@
         <w:pStyle w:val="Choice"/>
       </w:pPr>
       <w:r>
-        <w:t>c)</w:t>
+        <w:t>d)</w:t>
         <w:tab/>
         <w:t>Receptor</w:t>
-      </w:r>
-    </w:p>
-    <w:p>
-      <w:pPr>
-        <w:pStyle w:val="Choice"/>
-      </w:pPr>
-      <w:r>
-        <w:t>d)</w:t>
-        <w:tab/>
-        <w:t>Elemento de control</w:t>
       </w:r>
     </w:p>
     <w:p>
@@ -1804,6 +1804,16 @@
       <w:r>
         <w:t>a)</w:t>
         <w:tab/>
+        <w:t>Conductor</w:t>
+      </w:r>
+    </w:p>
+    <w:p>
+      <w:pPr>
+        <w:pStyle w:val="Choice"/>
+      </w:pPr>
+      <w:r>
+        <w:t>b)</w:t>
+        <w:tab/>
         <w:t>Elemento de control</w:t>
       </w:r>
     </w:p>
@@ -1812,9 +1822,9 @@
         <w:pStyle w:val="Choice"/>
       </w:pPr>
       <w:r>
-        <w:t>b)</w:t>
+        <w:t>c)</w:t>
         <w:tab/>
-        <w:t>Conductor</w:t>
+        <w:t>Receptor</w:t>
       </w:r>
     </w:p>
     <w:p>
@@ -1822,19 +1832,9 @@
         <w:pStyle w:val="Choice"/>
       </w:pPr>
       <w:r>
-        <w:t>c)</w:t>
+        <w:t>d)</w:t>
         <w:tab/>
         <w:t>Generador</w:t>
-      </w:r>
-    </w:p>
-    <w:p>
-      <w:pPr>
-        <w:pStyle w:val="Choice"/>
-      </w:pPr>
-      <w:r>
-        <w:t>d)</w:t>
-        <w:tab/>
-        <w:t>Receptor</w:t>
       </w:r>
     </w:p>
     <w:p>
@@ -1891,6 +1891,16 @@
       <w:r>
         <w:t>a)</w:t>
         <w:tab/>
+        <w:t>Receptor</w:t>
+      </w:r>
+    </w:p>
+    <w:p>
+      <w:pPr>
+        <w:pStyle w:val="Choice"/>
+      </w:pPr>
+      <w:r>
+        <w:t>b)</w:t>
+        <w:tab/>
         <w:t>Conductor</w:t>
       </w:r>
     </w:p>
@@ -1899,19 +1909,9 @@
         <w:pStyle w:val="Choice"/>
       </w:pPr>
       <w:r>
-        <w:t>b)</w:t>
+        <w:t>c)</w:t>
         <w:tab/>
         <w:t>Elemento de control</w:t>
-      </w:r>
-    </w:p>
-    <w:p>
-      <w:pPr>
-        <w:pStyle w:val="Choice"/>
-      </w:pPr>
-      <w:r>
-        <w:t>c)</w:t>
-        <w:tab/>
-        <w:t>Receptor</w:t>
       </w:r>
     </w:p>
     <w:p>
@@ -1978,6 +1978,26 @@
       <w:r>
         <w:t>a)</w:t>
         <w:tab/>
+        <w:t>Elemento de control</w:t>
+      </w:r>
+    </w:p>
+    <w:p>
+      <w:pPr>
+        <w:pStyle w:val="Choice"/>
+      </w:pPr>
+      <w:r>
+        <w:t>b)</w:t>
+        <w:tab/>
+        <w:t>Generador</w:t>
+      </w:r>
+    </w:p>
+    <w:p>
+      <w:pPr>
+        <w:pStyle w:val="Choice"/>
+      </w:pPr>
+      <w:r>
+        <w:t>c)</w:t>
+        <w:tab/>
         <w:t>Receptor</w:t>
       </w:r>
     </w:p>
@@ -1986,29 +2006,9 @@
         <w:pStyle w:val="Choice"/>
       </w:pPr>
       <w:r>
-        <w:t>b)</w:t>
+        <w:t>d)</w:t>
         <w:tab/>
         <w:t>Conductor</w:t>
-      </w:r>
-    </w:p>
-    <w:p>
-      <w:pPr>
-        <w:pStyle w:val="Choice"/>
-      </w:pPr>
-      <w:r>
-        <w:t>c)</w:t>
-        <w:tab/>
-        <w:t>Elemento de control</w:t>
-      </w:r>
-    </w:p>
-    <w:p>
-      <w:pPr>
-        <w:pStyle w:val="Choice"/>
-      </w:pPr>
-      <w:r>
-        <w:t>d)</w:t>
-        <w:tab/>
-        <w:t>Generador</w:t>
       </w:r>
     </w:p>
     <w:p>
@@ -2065,7 +2065,7 @@
       <w:r>
         <w:t>a)</w:t>
         <w:tab/>
-        <w:t>Elemento de control</w:t>
+        <w:t>Conductor</w:t>
       </w:r>
     </w:p>
     <w:p>
@@ -2095,7 +2095,7 @@
       <w:r>
         <w:t>d)</w:t>
         <w:tab/>
-        <w:t>Conductor</w:t>
+        <w:t>Elemento de control</w:t>
       </w:r>
     </w:p>
     <w:p>
@@ -2152,6 +2152,16 @@
       <w:r>
         <w:t>a)</w:t>
         <w:tab/>
+        <w:t>Receptor</w:t>
+      </w:r>
+    </w:p>
+    <w:p>
+      <w:pPr>
+        <w:pStyle w:val="Choice"/>
+      </w:pPr>
+      <w:r>
+        <w:t>b)</w:t>
+        <w:tab/>
         <w:t>Conductor</w:t>
       </w:r>
     </w:p>
@@ -2160,37 +2170,27 @@
         <w:pStyle w:val="Choice"/>
       </w:pPr>
       <w:r>
-        <w:t>b)</w:t>
+        <w:t>c)</w:t>
+        <w:tab/>
+        <w:t>Elemento de control</w:t>
+      </w:r>
+    </w:p>
+    <w:p>
+      <w:pPr>
+        <w:pStyle w:val="Choice"/>
+      </w:pPr>
+      <w:r>
+        <w:t>d)</w:t>
         <w:tab/>
         <w:t>Generador</w:t>
       </w:r>
     </w:p>
     <w:p>
       <w:pPr>
-        <w:pStyle w:val="Choice"/>
+        <w:pStyle w:val="ListNumber"/>
       </w:pPr>
       <w:r>
-        <w:t>c)</w:t>
-        <w:tab/>
-        <w:t>Receptor</w:t>
-      </w:r>
-    </w:p>
-    <w:p>
-      <w:pPr>
-        <w:pStyle w:val="Choice"/>
-      </w:pPr>
-      <w:r>
-        <w:t>d)</w:t>
-        <w:tab/>
-        <w:t>Elemento de control</w:t>
-      </w:r>
-    </w:p>
-    <w:p>
-      <w:pPr>
-        <w:pStyle w:val="ListNumber"/>
-      </w:pPr>
-      <w:r>
-        <w:t>¿Qué tipo de componente es un diodo?</w:t>
+        <w:t>¿Qué tipo de componente es una borna?</w:t>
       </w:r>
     </w:p>
     <w:p>
@@ -2209,7 +2209,7 @@
               <a:graphicData uri="http://schemas.openxmlformats.org/drawingml/2006/picture">
                 <pic:pic>
                   <pic:nvPicPr>
-                    <pic:cNvPr id="0" name="electric-simbolo-diodo.png"/>
+                    <pic:cNvPr id="0" name="electric-simbolo-borna.png"/>
                     <pic:cNvPicPr/>
                   </pic:nvPicPr>
                   <pic:blipFill>
@@ -2239,7 +2239,7 @@
       <w:r>
         <w:t>a)</w:t>
         <w:tab/>
-        <w:t>Elemento de control</w:t>
+        <w:t>Conductor</w:t>
       </w:r>
     </w:p>
     <w:p>
@@ -2248,16 +2248,6 @@
       </w:pPr>
       <w:r>
         <w:t>b)</w:t>
-        <w:tab/>
-        <w:t>Componente electrónico</w:t>
-      </w:r>
-    </w:p>
-    <w:p>
-      <w:pPr>
-        <w:pStyle w:val="Choice"/>
-      </w:pPr>
-      <w:r>
-        <w:t>c)</w:t>
         <w:tab/>
         <w:t>Generador</w:t>
       </w:r>
@@ -2267,17 +2257,27 @@
         <w:pStyle w:val="Choice"/>
       </w:pPr>
       <w:r>
-        <w:t>d)</w:t>
+        <w:t>c)</w:t>
         <w:tab/>
         <w:t>Receptor</w:t>
       </w:r>
     </w:p>
     <w:p>
       <w:pPr>
+        <w:pStyle w:val="Choice"/>
+      </w:pPr>
+      <w:r>
+        <w:t>d)</w:t>
+        <w:tab/>
+        <w:t>Elemento de control</w:t>
+      </w:r>
+    </w:p>
+    <w:p>
+      <w:pPr>
         <w:pStyle w:val="ListNumber"/>
       </w:pPr>
       <w:r>
-        <w:t>¿Qué tipo de componente es un transistor NPN?</w:t>
+        <w:t>¿Qué tipo de componente es un diodo?</w:t>
       </w:r>
     </w:p>
     <w:p>
@@ -2296,7 +2296,7 @@
               <a:graphicData uri="http://schemas.openxmlformats.org/drawingml/2006/picture">
                 <pic:pic>
                   <pic:nvPicPr>
-                    <pic:cNvPr id="0" name="electric-simbolo-npn.png"/>
+                    <pic:cNvPr id="0" name="electric-simbolo-diodo.png"/>
                     <pic:cNvPicPr/>
                   </pic:nvPicPr>
                   <pic:blipFill>
@@ -2326,16 +2326,6 @@
       <w:r>
         <w:t>a)</w:t>
         <w:tab/>
-        <w:t>Componente electrónico</w:t>
-      </w:r>
-    </w:p>
-    <w:p>
-      <w:pPr>
-        <w:pStyle w:val="Choice"/>
-      </w:pPr>
-      <w:r>
-        <w:t>b)</w:t>
-        <w:tab/>
         <w:t>Generador</w:t>
       </w:r>
     </w:p>
@@ -2344,9 +2334,19 @@
         <w:pStyle w:val="Choice"/>
       </w:pPr>
       <w:r>
+        <w:t>b)</w:t>
+        <w:tab/>
+        <w:t>Receptor</w:t>
+      </w:r>
+    </w:p>
+    <w:p>
+      <w:pPr>
+        <w:pStyle w:val="Choice"/>
+      </w:pPr>
+      <w:r>
         <w:t>c)</w:t>
         <w:tab/>
-        <w:t>Receptor</w:t>
+        <w:t>Componente electrónico</w:t>
       </w:r>
     </w:p>
     <w:p>
@@ -2364,7 +2364,7 @@
         <w:pStyle w:val="ListNumber"/>
       </w:pPr>
       <w:r>
-        <w:t>¿Qué tipo de componente es un transistor PNP?</w:t>
+        <w:t>¿Qué tipo de componente es un transistor NPN?</w:t>
       </w:r>
     </w:p>
     <w:p>
@@ -2383,7 +2383,7 @@
               <a:graphicData uri="http://schemas.openxmlformats.org/drawingml/2006/picture">
                 <pic:pic>
                   <pic:nvPicPr>
-                    <pic:cNvPr id="0" name="electric-simbolo-pnp.png"/>
+                    <pic:cNvPr id="0" name="electric-simbolo-npn.png"/>
                     <pic:cNvPicPr/>
                   </pic:nvPicPr>
                   <pic:blipFill>
@@ -2413,6 +2413,26 @@
       <w:r>
         <w:t>a)</w:t>
         <w:tab/>
+        <w:t>Receptor</w:t>
+      </w:r>
+    </w:p>
+    <w:p>
+      <w:pPr>
+        <w:pStyle w:val="Choice"/>
+      </w:pPr>
+      <w:r>
+        <w:t>b)</w:t>
+        <w:tab/>
+        <w:t>Componente electrónico</w:t>
+      </w:r>
+    </w:p>
+    <w:p>
+      <w:pPr>
+        <w:pStyle w:val="Choice"/>
+      </w:pPr>
+      <w:r>
+        <w:t>c)</w:t>
+        <w:tab/>
         <w:t>Elemento de control</w:t>
       </w:r>
     </w:p>
@@ -2421,37 +2441,17 @@
         <w:pStyle w:val="Choice"/>
       </w:pPr>
       <w:r>
-        <w:t>b)</w:t>
+        <w:t>d)</w:t>
         <w:tab/>
         <w:t>Generador</w:t>
       </w:r>
     </w:p>
     <w:p>
       <w:pPr>
-        <w:pStyle w:val="Choice"/>
+        <w:pStyle w:val="ListNumber"/>
       </w:pPr>
       <w:r>
-        <w:t>c)</w:t>
-        <w:tab/>
-        <w:t>Componente electrónico</w:t>
-      </w:r>
-    </w:p>
-    <w:p>
-      <w:pPr>
-        <w:pStyle w:val="Choice"/>
-      </w:pPr>
-      <w:r>
-        <w:t>d)</w:t>
-        <w:tab/>
-        <w:t>Receptor</w:t>
-      </w:r>
-    </w:p>
-    <w:p>
-      <w:pPr>
-        <w:pStyle w:val="ListNumber"/>
-      </w:pPr>
-      <w:r>
-        <w:t>¿Qué tipo de componente es un LED?</w:t>
+        <w:t>¿Qué tipo de componente es un transistor PNP?</w:t>
       </w:r>
     </w:p>
     <w:p>
@@ -2470,7 +2470,7 @@
               <a:graphicData uri="http://schemas.openxmlformats.org/drawingml/2006/picture">
                 <pic:pic>
                   <pic:nvPicPr>
-                    <pic:cNvPr id="0" name="electric-simbolo-led.png"/>
+                    <pic:cNvPr id="0" name="electric-simbolo-pnp.png"/>
                     <pic:cNvPicPr/>
                   </pic:nvPicPr>
                   <pic:blipFill>
@@ -2500,6 +2500,16 @@
       <w:r>
         <w:t>a)</w:t>
         <w:tab/>
+        <w:t>Receptor</w:t>
+      </w:r>
+    </w:p>
+    <w:p>
+      <w:pPr>
+        <w:pStyle w:val="Choice"/>
+      </w:pPr>
+      <w:r>
+        <w:t>b)</w:t>
+        <w:tab/>
         <w:t>Generador</w:t>
       </w:r>
     </w:p>
@@ -2508,37 +2518,27 @@
         <w:pStyle w:val="Choice"/>
       </w:pPr>
       <w:r>
-        <w:t>b)</w:t>
+        <w:t>c)</w:t>
+        <w:tab/>
+        <w:t>Elemento de control</w:t>
+      </w:r>
+    </w:p>
+    <w:p>
+      <w:pPr>
+        <w:pStyle w:val="Choice"/>
+      </w:pPr>
+      <w:r>
+        <w:t>d)</w:t>
         <w:tab/>
         <w:t>Componente electrónico</w:t>
       </w:r>
     </w:p>
     <w:p>
       <w:pPr>
-        <w:pStyle w:val="Choice"/>
+        <w:pStyle w:val="ListNumber"/>
       </w:pPr>
       <w:r>
-        <w:t>c)</w:t>
-        <w:tab/>
-        <w:t>Conductor</w:t>
-      </w:r>
-    </w:p>
-    <w:p>
-      <w:pPr>
-        <w:pStyle w:val="Choice"/>
-      </w:pPr>
-      <w:r>
-        <w:t>d)</w:t>
-        <w:tab/>
-        <w:t>Elemento de control</w:t>
-      </w:r>
-    </w:p>
-    <w:p>
-      <w:pPr>
-        <w:pStyle w:val="ListNumber"/>
-      </w:pPr>
-      <w:r>
-        <w:t>¿Qué tipo de componente es un Amplificador Operacional?</w:t>
+        <w:t>¿Qué tipo de componente es un LED?</w:t>
       </w:r>
     </w:p>
     <w:p>
@@ -2557,7 +2557,7 @@
               <a:graphicData uri="http://schemas.openxmlformats.org/drawingml/2006/picture">
                 <pic:pic>
                   <pic:nvPicPr>
-                    <pic:cNvPr id="0" name="electric-simbolo-amplificador-operacional.png"/>
+                    <pic:cNvPr id="0" name="electric-simbolo-led.png"/>
                     <pic:cNvPicPr/>
                   </pic:nvPicPr>
                   <pic:blipFill>
@@ -2587,6 +2587,26 @@
       <w:r>
         <w:t>a)</w:t>
         <w:tab/>
+        <w:t>Conductor</w:t>
+      </w:r>
+    </w:p>
+    <w:p>
+      <w:pPr>
+        <w:pStyle w:val="Choice"/>
+      </w:pPr>
+      <w:r>
+        <w:t>b)</w:t>
+        <w:tab/>
+        <w:t>Componente electrónico</w:t>
+      </w:r>
+    </w:p>
+    <w:p>
+      <w:pPr>
+        <w:pStyle w:val="Choice"/>
+      </w:pPr>
+      <w:r>
+        <w:t>c)</w:t>
+        <w:tab/>
         <w:t>Generador</w:t>
       </w:r>
     </w:p>
@@ -2595,37 +2615,17 @@
         <w:pStyle w:val="Choice"/>
       </w:pPr>
       <w:r>
-        <w:t>b)</w:t>
+        <w:t>d)</w:t>
         <w:tab/>
         <w:t>Elemento de control</w:t>
       </w:r>
     </w:p>
     <w:p>
       <w:pPr>
-        <w:pStyle w:val="Choice"/>
+        <w:pStyle w:val="ListNumber"/>
       </w:pPr>
       <w:r>
-        <w:t>c)</w:t>
-        <w:tab/>
-        <w:t>Receptor</w:t>
-      </w:r>
-    </w:p>
-    <w:p>
-      <w:pPr>
-        <w:pStyle w:val="Choice"/>
-      </w:pPr>
-      <w:r>
-        <w:t>d)</w:t>
-        <w:tab/>
-        <w:t>Componente electrónico</w:t>
-      </w:r>
-    </w:p>
-    <w:p>
-      <w:pPr>
-        <w:pStyle w:val="ListNumber"/>
-      </w:pPr>
-      <w:r>
-        <w:t>¿Qué tipo de componente es una resistencia LDR?</w:t>
+        <w:t>¿Qué tipo de componente es un Amplificador Operacional?</w:t>
       </w:r>
     </w:p>
     <w:p>
@@ -2644,7 +2644,7 @@
               <a:graphicData uri="http://schemas.openxmlformats.org/drawingml/2006/picture">
                 <pic:pic>
                   <pic:nvPicPr>
-                    <pic:cNvPr id="0" name="electric-simbolo-resistencia-ldr.png"/>
+                    <pic:cNvPr id="0" name="electric-simbolo-amplificador-operacional.png"/>
                     <pic:cNvPicPr/>
                   </pic:nvPicPr>
                   <pic:blipFill>
@@ -2674,7 +2674,7 @@
       <w:r>
         <w:t>a)</w:t>
         <w:tab/>
-        <w:t>Conductor</w:t>
+        <w:t>Generador</w:t>
       </w:r>
     </w:p>
     <w:p>
@@ -2684,7 +2684,7 @@
       <w:r>
         <w:t>b)</w:t>
         <w:tab/>
-        <w:t>Sensor</w:t>
+        <w:t>Receptor</w:t>
       </w:r>
     </w:p>
     <w:p>
@@ -2704,7 +2704,7 @@
       <w:r>
         <w:t>d)</w:t>
         <w:tab/>
-        <w:t>Receptor</w:t>
+        <w:t>Componente electrónico</w:t>
       </w:r>
     </w:p>
     <w:p>
@@ -2712,7 +2712,7 @@
         <w:pStyle w:val="ListNumber"/>
       </w:pPr>
       <w:r>
-        <w:t>¿Qué tipo de componente es una resistencia NTC?</w:t>
+        <w:t>¿Qué tipo de componente es una resistencia LDR?</w:t>
       </w:r>
     </w:p>
     <w:p>
@@ -2731,7 +2731,7 @@
               <a:graphicData uri="http://schemas.openxmlformats.org/drawingml/2006/picture">
                 <pic:pic>
                   <pic:nvPicPr>
-                    <pic:cNvPr id="0" name="electric-simbolo-resistencia-ntc.png"/>
+                    <pic:cNvPr id="0" name="electric-simbolo-resistencia-ldr.png"/>
                     <pic:cNvPicPr/>
                   </pic:nvPicPr>
                   <pic:blipFill>
@@ -2761,6 +2761,26 @@
       <w:r>
         <w:t>a)</w:t>
         <w:tab/>
+        <w:t>Sensor</w:t>
+      </w:r>
+    </w:p>
+    <w:p>
+      <w:pPr>
+        <w:pStyle w:val="Choice"/>
+      </w:pPr>
+      <w:r>
+        <w:t>b)</w:t>
+        <w:tab/>
+        <w:t>Receptor</w:t>
+      </w:r>
+    </w:p>
+    <w:p>
+      <w:pPr>
+        <w:pStyle w:val="Choice"/>
+      </w:pPr>
+      <w:r>
+        <w:t>c)</w:t>
+        <w:tab/>
         <w:t>Elemento de control</w:t>
       </w:r>
     </w:p>
@@ -2769,37 +2789,17 @@
         <w:pStyle w:val="Choice"/>
       </w:pPr>
       <w:r>
-        <w:t>b)</w:t>
+        <w:t>d)</w:t>
         <w:tab/>
         <w:t>Conductor</w:t>
       </w:r>
     </w:p>
     <w:p>
       <w:pPr>
-        <w:pStyle w:val="Choice"/>
+        <w:pStyle w:val="ListNumber"/>
       </w:pPr>
       <w:r>
-        <w:t>c)</w:t>
-        <w:tab/>
-        <w:t>Receptor</w:t>
-      </w:r>
-    </w:p>
-    <w:p>
-      <w:pPr>
-        <w:pStyle w:val="Choice"/>
-      </w:pPr>
-      <w:r>
-        <w:t>d)</w:t>
-        <w:tab/>
-        <w:t>Sensor</w:t>
-      </w:r>
-    </w:p>
-    <w:p>
-      <w:pPr>
-        <w:pStyle w:val="ListNumber"/>
-      </w:pPr>
-      <w:r>
-        <w:t>¿Qué tipo de componente es un potenciómetro?</w:t>
+        <w:t>¿Qué tipo de componente es una resistencia NTC?</w:t>
       </w:r>
     </w:p>
     <w:p>
@@ -2818,7 +2818,7 @@
               <a:graphicData uri="http://schemas.openxmlformats.org/drawingml/2006/picture">
                 <pic:pic>
                   <pic:nvPicPr>
-                    <pic:cNvPr id="0" name="electric-simbolo-potenciometro.png"/>
+                    <pic:cNvPr id="0" name="electric-simbolo-resistencia-ntc.png"/>
                     <pic:cNvPicPr/>
                   </pic:nvPicPr>
                   <pic:blipFill>
@@ -2868,17 +2868,104 @@
       <w:r>
         <w:t>c)</w:t>
         <w:tab/>
+        <w:t>Conductor</w:t>
+      </w:r>
+    </w:p>
+    <w:p>
+      <w:pPr>
+        <w:pStyle w:val="Choice"/>
+      </w:pPr>
+      <w:r>
+        <w:t>d)</w:t>
+        <w:tab/>
         <w:t>Elemento de control</w:t>
       </w:r>
     </w:p>
     <w:p>
       <w:pPr>
+        <w:pStyle w:val="ListNumber"/>
+      </w:pPr>
+      <w:r>
+        <w:t>¿Qué tipo de componente es un potenciómetro?</w:t>
+      </w:r>
+    </w:p>
+    <w:p>
+      <w:pPr>
+        <w:pStyle w:val="Image"/>
+      </w:pPr>
+      <w:r>
+        <w:drawing>
+          <wp:inline xmlns:a="http://schemas.openxmlformats.org/drawingml/2006/main" xmlns:pic="http://schemas.openxmlformats.org/drawingml/2006/picture">
+            <wp:extent cx="1098305" cy="722459"/>
+            <wp:docPr id="34" name="Picture 34"/>
+            <wp:cNvGraphicFramePr>
+              <a:graphicFrameLocks noChangeAspect="1"/>
+            </wp:cNvGraphicFramePr>
+            <a:graphic>
+              <a:graphicData uri="http://schemas.openxmlformats.org/drawingml/2006/picture">
+                <pic:pic>
+                  <pic:nvPicPr>
+                    <pic:cNvPr id="0" name="electric-simbolo-potenciometro.png"/>
+                    <pic:cNvPicPr/>
+                  </pic:nvPicPr>
+                  <pic:blipFill>
+                    <a:blip r:embed="rId42"/>
+                    <a:stretch>
+                      <a:fillRect/>
+                    </a:stretch>
+                  </pic:blipFill>
+                  <pic:spPr>
+                    <a:xfrm>
+                      <a:off x="0" y="0"/>
+                      <a:ext cx="1098305" cy="722459"/>
+                    </a:xfrm>
+                    <a:prstGeom prst="rect"/>
+                  </pic:spPr>
+                </pic:pic>
+              </a:graphicData>
+            </a:graphic>
+          </wp:inline>
+        </w:drawing>
+      </w:r>
+    </w:p>
+    <w:p>
+      <w:pPr>
+        <w:pStyle w:val="Choice"/>
+      </w:pPr>
+      <w:r>
+        <w:t>a)</w:t>
+        <w:tab/>
+        <w:t>Conductor</w:t>
+      </w:r>
+    </w:p>
+    <w:p>
+      <w:pPr>
+        <w:pStyle w:val="Choice"/>
+      </w:pPr>
+      <w:r>
+        <w:t>b)</w:t>
+        <w:tab/>
+        <w:t>Sensor</w:t>
+      </w:r>
+    </w:p>
+    <w:p>
+      <w:pPr>
+        <w:pStyle w:val="Choice"/>
+      </w:pPr>
+      <w:r>
+        <w:t>c)</w:t>
+        <w:tab/>
+        <w:t>Receptor</w:t>
+      </w:r>
+    </w:p>
+    <w:p>
+      <w:pPr>
         <w:pStyle w:val="Choice"/>
       </w:pPr>
       <w:r>
         <w:t>d)</w:t>
         <w:tab/>
-        <w:t>Conductor</w:t>
+        <w:t>Elemento de control</w:t>
       </w:r>
     </w:p>
     <w:sectPr>
